--- a/BingeSpice v1.0/Final/Use-Case-v1.0.docx
+++ b/BingeSpice v1.0/Final/Use-Case-v1.0.docx
@@ -545,7 +545,7 @@
             </w:rPr>
             <w:fldChar w:fldCharType="separate"/>
           </w:r>
-          <w:hyperlink w:anchor="_Toc199506513" w:history="1">
+          <w:hyperlink w:anchor="_Toc199530517" w:history="1">
             <w:r>
               <w:rPr>
                 <w:rStyle w:val="Hyperlink"/>
@@ -588,7 +588,7 @@
                 <w:noProof/>
                 <w:webHidden/>
               </w:rPr>
-              <w:instrText xml:space="preserve"> PAGEREF _Toc199506513 \h </w:instrText>
+              <w:instrText xml:space="preserve"> PAGEREF _Toc199530517 \h </w:instrText>
             </w:r>
             <w:r>
               <w:rPr>
@@ -630,7 +630,7 @@
               <w:noProof/>
             </w:rPr>
           </w:pPr>
-          <w:hyperlink w:anchor="_Toc199506514" w:history="1">
+          <w:hyperlink w:anchor="_Toc199530518" w:history="1">
             <w:r>
               <w:rPr>
                 <w:rStyle w:val="Hyperlink"/>
@@ -658,7 +658,7 @@
                 <w:noProof/>
                 <w:webHidden/>
               </w:rPr>
-              <w:instrText xml:space="preserve"> PAGEREF _Toc199506514 \h </w:instrText>
+              <w:instrText xml:space="preserve"> PAGEREF _Toc199530518 \h </w:instrText>
             </w:r>
             <w:r>
               <w:rPr>
@@ -700,7 +700,7 @@
               <w:noProof/>
             </w:rPr>
           </w:pPr>
-          <w:hyperlink w:anchor="_Toc199506515" w:history="1">
+          <w:hyperlink w:anchor="_Toc199530519" w:history="1">
             <w:r>
               <w:rPr>
                 <w:rStyle w:val="Hyperlink"/>
@@ -757,7 +757,7 @@
                 <w:noProof/>
                 <w:webHidden/>
               </w:rPr>
-              <w:instrText xml:space="preserve"> PAGEREF _Toc199506515 \h </w:instrText>
+              <w:instrText xml:space="preserve"> PAGEREF _Toc199530519 \h </w:instrText>
             </w:r>
             <w:r>
               <w:rPr>
@@ -799,7 +799,7 @@
               <w:noProof/>
             </w:rPr>
           </w:pPr>
-          <w:hyperlink w:anchor="_Toc199506516" w:history="1">
+          <w:hyperlink w:anchor="_Toc199530520" w:history="1">
             <w:r>
               <w:rPr>
                 <w:rStyle w:val="Hyperlink"/>
@@ -827,7 +827,7 @@
                 <w:noProof/>
                 <w:webHidden/>
               </w:rPr>
-              <w:instrText xml:space="preserve"> PAGEREF _Toc199506516 \h </w:instrText>
+              <w:instrText xml:space="preserve"> PAGEREF _Toc199530520 \h </w:instrText>
             </w:r>
             <w:r>
               <w:rPr>
@@ -869,7 +869,7 @@
               <w:noProof/>
             </w:rPr>
           </w:pPr>
-          <w:hyperlink w:anchor="_Toc199506517" w:history="1">
+          <w:hyperlink w:anchor="_Toc199530521" w:history="1">
             <w:r>
               <w:rPr>
                 <w:rStyle w:val="Hyperlink"/>
@@ -897,7 +897,7 @@
                 <w:noProof/>
                 <w:webHidden/>
               </w:rPr>
-              <w:instrText xml:space="preserve"> PAGEREF _Toc199506517 \h </w:instrText>
+              <w:instrText xml:space="preserve"> PAGEREF _Toc199530521 \h </w:instrText>
             </w:r>
             <w:r>
               <w:rPr>
@@ -983,7 +983,7 @@
       </w:pPr>
       <w:bookmarkStart w:id="0" w:name="_Hlk199355592"/>
       <w:bookmarkStart w:id="1" w:name="_Toc194403752"/>
-      <w:bookmarkStart w:id="2" w:name="_Toc199506513"/>
+      <w:bookmarkStart w:id="2" w:name="_Toc199530517"/>
       <w:r>
         <w:rPr>
           <w:sz w:val="48"/>
@@ -1194,7 +1194,7 @@
           <w:lang w:val="el-GR"/>
         </w:rPr>
       </w:pPr>
-      <w:bookmarkStart w:id="3" w:name="_Toc199506514"/>
+      <w:bookmarkStart w:id="3" w:name="_Toc199530518"/>
       <w:r>
         <w:rPr>
           <w:sz w:val="48"/>
@@ -3186,7 +3186,7 @@
           <w:lang w:val="el-GR"/>
         </w:rPr>
       </w:pPr>
-      <w:bookmarkStart w:id="7" w:name="_Toc199506515"/>
+      <w:bookmarkStart w:id="7" w:name="_Toc199530519"/>
       <w:r>
         <w:rPr>
           <w:noProof/>
@@ -3513,7 +3513,7 @@
           <w:lang w:val="el-GR"/>
         </w:rPr>
       </w:pPr>
-      <w:bookmarkStart w:id="8" w:name="_Toc199506516"/>
+      <w:bookmarkStart w:id="8" w:name="_Toc199530520"/>
       <w:r>
         <w:rPr>
           <w:sz w:val="48"/>
@@ -10004,7 +10004,7 @@
         </w:rPr>
       </w:pPr>
       <w:bookmarkStart w:id="9" w:name="_Toc194403757"/>
-      <w:bookmarkStart w:id="10" w:name="_Toc199506517"/>
+      <w:bookmarkStart w:id="10" w:name="_Toc199530521"/>
       <w:r>
         <w:rPr>
           <w:sz w:val="48"/>
